--- a/Chidinma_Francisca_CV.docx
+++ b/Chidinma_Francisca_CV.docx
@@ -57,14 +57,7 @@
             <w:rStyle w:val="Hyperlink"/>
             <w:rFonts w:eastAsia="Arial"/>
           </w:rPr>
-          <w:t>LinkedIn prof</w:t>
-        </w:r>
-        <w:r>
-          <w:rPr>
-            <w:rStyle w:val="Hyperlink"/>
-            <w:rFonts w:eastAsia="Arial"/>
-          </w:rPr>
-          <w:t>ile</w:t>
+          <w:t>LinkedIn profile</w:t>
         </w:r>
       </w:hyperlink>
       <w:r>
@@ -181,7 +174,27 @@
           <w:sz w:val="21"/>
           <w:szCs w:val="21"/>
         </w:rPr>
-        <w:t>Business Analyst</w:t>
+        <w:t xml:space="preserve">Business </w:t>
+      </w:r>
+      <w:r>
+        <w:rPr>
+          <w:rFonts w:eastAsia="Arial"/>
+          <w:b/>
+          <w:bCs/>
+          <w:sz w:val="21"/>
+          <w:szCs w:val="21"/>
+        </w:rPr>
+        <w:t xml:space="preserve">Operations </w:t>
+      </w:r>
+      <w:r>
+        <w:rPr>
+          <w:rFonts w:eastAsia="Arial"/>
+          <w:b/>
+          <w:bCs/>
+          <w:sz w:val="21"/>
+          <w:szCs w:val="21"/>
+        </w:rPr>
+        <w:t>Analyst</w:t>
       </w:r>
       <w:r>
         <w:rPr>
@@ -290,25 +303,7 @@
         <w:rPr>
           <w:rFonts w:eastAsia="Arial"/>
         </w:rPr>
-        <w:t>Analyzed</w:t>
-      </w:r>
-      <w:r>
-        <w:rPr>
-          <w:rFonts w:eastAsia="Arial"/>
-        </w:rPr>
-        <w:t xml:space="preserve"> 18 months of historical sales data across 4 sales territories in Lagos State, </w:t>
-      </w:r>
-      <w:r>
-        <w:rPr>
-          <w:rFonts w:eastAsia="Arial"/>
-        </w:rPr>
-        <w:t>standardizing</w:t>
-      </w:r>
-      <w:r>
-        <w:rPr>
-          <w:rFonts w:eastAsia="Arial"/>
-        </w:rPr>
-        <w:t xml:space="preserve"> reporting format and improving data quality</w:t>
+        <w:t>Analyzed 18 months of historical sales data across 4 sales territories in Lagos State, standardizing reporting format and improving data quality</w:t>
       </w:r>
     </w:p>
     <w:p>
@@ -350,6 +345,16 @@
         </w:tabs>
         <w:spacing w:before="120" w:after="40"/>
       </w:pPr>
+      <w:r>
+        <w:rPr>
+          <w:rFonts w:eastAsia="Arial"/>
+          <w:b/>
+          <w:bCs/>
+          <w:sz w:val="21"/>
+          <w:szCs w:val="21"/>
+        </w:rPr>
+        <w:t xml:space="preserve">Business </w:t>
+      </w:r>
       <w:r>
         <w:rPr>
           <w:rFonts w:eastAsia="Arial"/>
@@ -602,12 +607,6 @@
         <w:gridCol w:w="3120"/>
       </w:tblGrid>
       <w:tr>
-        <w:tblPrEx>
-          <w:tblCellMar>
-            <w:top w:w="0" w:type="dxa"/>
-            <w:bottom w:w="0" w:type="dxa"/>
-          </w:tblCellMar>
-        </w:tblPrEx>
         <w:tc>
           <w:tcPr>
             <w:tcW w:w="3120" w:type="dxa"/>
@@ -1936,6 +1935,7 @@
   <w:style w:type="character" w:default="1" w:styleId="DefaultParagraphFont">
     <w:name w:val="Default Paragraph Font"/>
     <w:uiPriority w:val="1"/>
+    <w:semiHidden/>
     <w:unhideWhenUsed/>
   </w:style>
   <w:style w:type="table" w:default="1" w:styleId="TableNormal">

--- a/Chidinma_Francisca_CV.docx
+++ b/Chidinma_Francisca_CV.docx
@@ -4,70 +4,112 @@
   <w:body>
     <w:p>
       <w:pPr>
+        <w:spacing w:after="60"/>
         <w:jc w:val="center"/>
         <w:rPr>
-          <w:sz w:val="40"/>
-          <w:szCs w:val="40"/>
-        </w:rPr>
-      </w:pPr>
-      <w:r>
-        <w:rPr>
-          <w:rFonts w:eastAsia="Arial"/>
+          <w:sz w:val="48"/>
+          <w:szCs w:val="48"/>
+        </w:rPr>
+      </w:pPr>
+      <w:r>
+        <w:rPr>
+          <w:rFonts w:ascii="Arial" w:eastAsia="Arial" w:hAnsi="Arial" w:cs="Arial"/>
           <w:b/>
           <w:bCs/>
-          <w:sz w:val="40"/>
-          <w:szCs w:val="40"/>
+          <w:sz w:val="48"/>
+          <w:szCs w:val="48"/>
         </w:rPr>
         <w:t>CHUKWUJEKWU CHIDINMA FRANCISCA</w:t>
       </w:r>
     </w:p>
     <w:p>
       <w:pPr>
+        <w:pBdr>
+          <w:bottom w:val="single" w:sz="6" w:space="1" w:color="000000"/>
+        </w:pBdr>
+        <w:spacing w:after="80"/>
+      </w:pPr>
+    </w:p>
+    <w:p>
+      <w:pPr>
         <w:tabs>
-          <w:tab w:val="left" w:pos="1800"/>
-          <w:tab w:val="left" w:pos="4200"/>
-          <w:tab w:val="left" w:pos="7200"/>
+          <w:tab w:val="left" w:pos="1900"/>
+          <w:tab w:val="left" w:pos="4400"/>
+          <w:tab w:val="left" w:pos="7000"/>
         </w:tabs>
-        <w:jc w:val="center"/>
-      </w:pPr>
-      <w:r>
-        <w:rPr>
-          <w:rFonts w:eastAsia="Arial"/>
+        <w:spacing w:after="80"/>
+      </w:pPr>
+      <w:r>
+        <w:rPr>
+          <w:rFonts w:ascii="Arial" w:eastAsia="Arial" w:hAnsi="Arial" w:cs="Arial"/>
         </w:rPr>
         <w:t>+234-901-217-4848</w:t>
       </w:r>
       <w:r>
-        <w:tab/>
-      </w:r>
-      <w:hyperlink r:id="rId7" w:history="1">
+        <w:rPr>
+          <w:rFonts w:ascii="Arial" w:eastAsia="Arial" w:hAnsi="Arial" w:cs="Arial"/>
+        </w:rPr>
+        <w:t xml:space="preserve">        </w:t>
+      </w:r>
+      <w:hyperlink r:id="rId5" w:history="1">
         <w:r>
           <w:rPr>
             <w:rStyle w:val="Hyperlink"/>
-            <w:rFonts w:eastAsia="Arial"/>
+            <w:rFonts w:ascii="Arial" w:eastAsia="Arial" w:hAnsi="Arial" w:cs="Arial"/>
           </w:rPr>
           <w:t>queendinmajekwu@gmail.com</w:t>
         </w:r>
       </w:hyperlink>
       <w:r>
-        <w:t xml:space="preserve">       </w:t>
-      </w:r>
-      <w:hyperlink r:id="rId8" w:history="1">
+        <w:t xml:space="preserve">              </w:t>
+      </w:r>
+      <w:hyperlink r:id="rId6" w:history="1">
         <w:r>
           <w:rPr>
-            <w:rStyle w:val="Hyperlink"/>
-            <w:rFonts w:eastAsia="Arial"/>
+            <w:rFonts w:ascii="Arial" w:eastAsia="Arial" w:hAnsi="Arial" w:cs="Arial"/>
+            <w:color w:val="0563C1"/>
+            <w:u w:val="single"/>
           </w:rPr>
-          <w:t>LinkedIn profile</w:t>
+          <w:t>Linked</w:t>
+        </w:r>
+        <w:r>
+          <w:rPr>
+            <w:rFonts w:ascii="Arial" w:eastAsia="Arial" w:hAnsi="Arial" w:cs="Arial"/>
+            <w:color w:val="0563C1"/>
+            <w:u w:val="single"/>
+          </w:rPr>
+          <w:t>In</w:t>
         </w:r>
       </w:hyperlink>
       <w:r>
-        <w:t xml:space="preserve">       </w:t>
-      </w:r>
-      <w:r>
-        <w:rPr>
-          <w:rFonts w:eastAsia="Arial"/>
-        </w:rPr>
-        <w:t>Lagos, Nigeria.</w:t>
+        <w:t xml:space="preserve">                </w:t>
+      </w:r>
+      <w:hyperlink r:id="rId7" w:history="1">
+        <w:r>
+          <w:rPr>
+            <w:rFonts w:ascii="Arial" w:eastAsia="Arial" w:hAnsi="Arial" w:cs="Arial"/>
+            <w:color w:val="0563C1"/>
+            <w:u w:val="single"/>
+          </w:rPr>
+          <w:t>Portfol</w:t>
+        </w:r>
+        <w:r>
+          <w:rPr>
+            <w:rFonts w:ascii="Arial" w:eastAsia="Arial" w:hAnsi="Arial" w:cs="Arial"/>
+            <w:color w:val="0563C1"/>
+            <w:u w:val="single"/>
+          </w:rPr>
+          <w:t>io</w:t>
+        </w:r>
+      </w:hyperlink>
+      <w:r>
+        <w:t xml:space="preserve">               </w:t>
+      </w:r>
+      <w:r>
+        <w:rPr>
+          <w:rFonts w:ascii="Arial" w:eastAsia="Arial" w:hAnsi="Arial" w:cs="Arial"/>
+        </w:rPr>
+        <w:t>Lagos, Nigeria</w:t>
       </w:r>
     </w:p>
     <w:p>
@@ -75,185 +117,119 @@
         <w:pBdr>
           <w:bottom w:val="single" w:sz="6" w:space="1" w:color="000000"/>
         </w:pBdr>
-        <w:spacing w:after="160"/>
-      </w:pPr>
-    </w:p>
-    <w:p>
-      <w:pPr>
-        <w:pBdr>
-          <w:bottom w:val="single" w:sz="4" w:space="1" w:color="000000"/>
-        </w:pBdr>
-        <w:spacing w:after="100"/>
-        <w:rPr>
+        <w:spacing w:after="80"/>
+      </w:pPr>
+    </w:p>
+    <w:p>
+      <w:pPr>
+        <w:spacing w:before="220" w:after="60"/>
+      </w:pPr>
+      <w:r>
+        <w:rPr>
+          <w:rFonts w:ascii="Arial" w:eastAsia="Arial" w:hAnsi="Arial" w:cs="Arial"/>
           <w:b/>
           <w:bCs/>
           <w:sz w:val="22"/>
           <w:szCs w:val="22"/>
         </w:rPr>
-      </w:pPr>
-      <w:r>
-        <w:rPr>
+        <w:t>PROFESSIONAL SUMMARY</w:t>
+      </w:r>
+    </w:p>
+    <w:p>
+      <w:pPr>
+        <w:pBdr>
+          <w:bottom w:val="single" w:sz="6" w:space="1" w:color="000000"/>
+        </w:pBdr>
+        <w:spacing w:after="80"/>
+      </w:pPr>
+    </w:p>
+    <w:p>
+      <w:pPr>
+        <w:spacing w:after="160"/>
+        <w:jc w:val="both"/>
+      </w:pPr>
+      <w:r>
+        <w:rPr>
+          <w:rFonts w:ascii="Arial" w:eastAsia="Arial" w:hAnsi="Arial" w:cs="Arial"/>
+        </w:rPr>
+        <w:t>A results-driven Business Operations Analyst with 4+ years of professional experience spanning the construction engineering and automotive FMCG sectors in Nigeria. Specializes in market research, sales performance analysis, operational analytics, SQL-driven data querying, and strategic business development. Proven ability to translate complex business data into clear, actionable insights that drive revenue growth and operational efficiency. Experienced in delivering data-driven recommendations to senior management, supporting new product launches, and building centralized reporting systems.</w:t>
+      </w:r>
+    </w:p>
+    <w:p>
+      <w:pPr>
+        <w:spacing w:before="220" w:after="60"/>
+      </w:pPr>
+      <w:r>
+        <w:rPr>
+          <w:rFonts w:ascii="Arial" w:eastAsia="Arial" w:hAnsi="Arial" w:cs="Arial"/>
           <w:b/>
           <w:bCs/>
           <w:sz w:val="22"/>
           <w:szCs w:val="22"/>
         </w:rPr>
-        <w:t>PROFESSIONAL SUMMARY</w:t>
-      </w:r>
-    </w:p>
-    <w:p>
-      <w:pPr>
-        <w:spacing w:after="160"/>
-        <w:jc w:val="both"/>
-      </w:pPr>
-      <w:r>
-        <w:rPr>
-          <w:rFonts w:eastAsia="Arial"/>
-        </w:rPr>
-        <w:t xml:space="preserve">A results-driven Business and Data Analyst with 4+ years of professional experience spanning the construction engineering and automotive FMCG sectors in Nigeria. </w:t>
-      </w:r>
-      <w:r>
-        <w:rPr>
-          <w:rFonts w:eastAsia="Arial"/>
-        </w:rPr>
-        <w:t>Specializes</w:t>
-      </w:r>
-      <w:r>
-        <w:rPr>
-          <w:rFonts w:eastAsia="Arial"/>
-        </w:rPr>
-        <w:t xml:space="preserve"> in market research, sales performance analysis, operational analytics, and strategic business development. Proven ability to translate complex business data into clear, actionable insights that drive revenue growth and operational efficiency. Experienced in delivering data-driven recommendations to senior management, supporting new product launches, and building </w:t>
-      </w:r>
-      <w:r>
-        <w:rPr>
-          <w:rFonts w:eastAsia="Arial"/>
-        </w:rPr>
-        <w:t>centralized</w:t>
-      </w:r>
-      <w:r>
-        <w:rPr>
-          <w:rFonts w:eastAsia="Arial"/>
-        </w:rPr>
-        <w:t xml:space="preserve"> reporting systems. Proficient in Microsoft Excel and Power BI. </w:t>
+        <w:t>WORK EXPERIENCE</w:t>
       </w:r>
     </w:p>
     <w:p>
       <w:pPr>
         <w:pBdr>
-          <w:bottom w:val="single" w:sz="4" w:space="1" w:color="000000"/>
+          <w:bottom w:val="single" w:sz="6" w:space="1" w:color="000000"/>
         </w:pBdr>
-        <w:rPr>
-          <w:b/>
-          <w:bCs/>
-          <w:sz w:val="22"/>
-          <w:szCs w:val="22"/>
-        </w:rPr>
-      </w:pPr>
-      <w:r>
-        <w:rPr>
-          <w:b/>
-          <w:bCs/>
-          <w:sz w:val="22"/>
-          <w:szCs w:val="22"/>
-        </w:rPr>
-        <w:t>WORK EXPERIENCE</w:t>
-      </w:r>
+        <w:spacing w:after="80"/>
+      </w:pPr>
     </w:p>
     <w:p>
       <w:pPr>
         <w:tabs>
           <w:tab w:val="right" w:pos="9360"/>
         </w:tabs>
-        <w:spacing w:before="120" w:after="40"/>
-      </w:pPr>
-      <w:r>
-        <w:rPr>
-          <w:rFonts w:eastAsia="Arial"/>
+        <w:spacing w:before="140" w:after="30"/>
+      </w:pPr>
+      <w:r>
+        <w:rPr>
+          <w:rFonts w:ascii="Arial" w:eastAsia="Arial" w:hAnsi="Arial" w:cs="Arial"/>
           <w:b/>
           <w:bCs/>
-          <w:sz w:val="21"/>
-          <w:szCs w:val="21"/>
-        </w:rPr>
-        <w:t xml:space="preserve">Business </w:t>
-      </w:r>
-      <w:r>
-        <w:rPr>
-          <w:rFonts w:eastAsia="Arial"/>
+        </w:rPr>
+        <w:t>Business Operations Analyst</w:t>
+      </w:r>
+      <w:r>
+        <w:tab/>
+      </w:r>
+      <w:r>
+        <w:rPr>
+          <w:rFonts w:ascii="Arial" w:eastAsia="Arial" w:hAnsi="Arial" w:cs="Arial"/>
+          <w:i/>
+          <w:iCs/>
+        </w:rPr>
+        <w:t>January 2024 – Present</w:t>
+      </w:r>
+    </w:p>
+    <w:p>
+      <w:pPr>
+        <w:spacing w:after="80"/>
+      </w:pPr>
+      <w:proofErr w:type="spellStart"/>
+      <w:r>
+        <w:rPr>
+          <w:rFonts w:ascii="Arial" w:eastAsia="Arial" w:hAnsi="Arial" w:cs="Arial"/>
           <w:b/>
           <w:bCs/>
-          <w:sz w:val="21"/>
-          <w:szCs w:val="21"/>
-        </w:rPr>
-        <w:t xml:space="preserve">Operations </w:t>
-      </w:r>
-      <w:r>
-        <w:rPr>
-          <w:rFonts w:eastAsia="Arial"/>
+        </w:rPr>
+        <w:t>Ecobel</w:t>
+      </w:r>
+      <w:proofErr w:type="spellEnd"/>
+      <w:r>
+        <w:rPr>
+          <w:rFonts w:ascii="Arial" w:eastAsia="Arial" w:hAnsi="Arial" w:cs="Arial"/>
           <w:b/>
           <w:bCs/>
-          <w:sz w:val="21"/>
-          <w:szCs w:val="21"/>
-        </w:rPr>
-        <w:t>Analyst</w:t>
-      </w:r>
-      <w:r>
-        <w:rPr>
-          <w:rFonts w:eastAsia="Arial"/>
-          <w:sz w:val="21"/>
-          <w:szCs w:val="21"/>
-        </w:rPr>
-        <w:tab/>
-      </w:r>
-      <w:r>
-        <w:rPr>
-          <w:rFonts w:eastAsia="Arial"/>
-          <w:i/>
-          <w:iCs/>
-        </w:rPr>
-        <w:t>January 2024 – Present</w:t>
-      </w:r>
-    </w:p>
-    <w:p>
-      <w:pPr>
-        <w:spacing w:after="60"/>
-      </w:pPr>
-      <w:proofErr w:type="spellStart"/>
-      <w:r>
-        <w:rPr>
-          <w:rFonts w:eastAsia="Arial"/>
-          <w:b/>
-          <w:bCs/>
-        </w:rPr>
-        <w:t>Ecobel</w:t>
-      </w:r>
-      <w:proofErr w:type="spellEnd"/>
-      <w:r>
-        <w:rPr>
-          <w:rFonts w:eastAsia="Arial"/>
-          <w:b/>
-          <w:bCs/>
-        </w:rPr>
-        <w:t xml:space="preserve"> International</w:t>
-      </w:r>
-      <w:r>
-        <w:rPr>
-          <w:rFonts w:eastAsia="Arial"/>
-          <w:b/>
-          <w:bCs/>
-        </w:rPr>
-        <w:t xml:space="preserve"> Limited</w:t>
-      </w:r>
-      <w:r>
-        <w:rPr>
-          <w:rFonts w:eastAsia="Arial"/>
-          <w:b/>
-          <w:bCs/>
-        </w:rPr>
-        <w:t xml:space="preserve"> - </w:t>
-      </w:r>
-      <w:r>
-        <w:rPr>
-          <w:rFonts w:eastAsia="Arial"/>
+        </w:rPr>
+        <w:t xml:space="preserve"> International Limited - </w:t>
+      </w:r>
+      <w:r>
+        <w:rPr>
+          <w:rFonts w:ascii="Arial" w:eastAsia="Arial" w:hAnsi="Arial" w:cs="Arial"/>
         </w:rPr>
         <w:t>Lagos, Nigeria</w:t>
       </w:r>
@@ -265,11 +241,11 @@
           <w:ilvl w:val="0"/>
           <w:numId w:val="2"/>
         </w:numPr>
-        <w:spacing w:after="40"/>
-      </w:pPr>
-      <w:r>
-        <w:rPr>
-          <w:rFonts w:eastAsia="Arial"/>
+        <w:spacing w:after="50"/>
+      </w:pPr>
+      <w:r>
+        <w:rPr>
+          <w:rFonts w:ascii="Arial" w:eastAsia="Arial" w:hAnsi="Arial" w:cs="Arial"/>
         </w:rPr>
         <w:t>Conduct comprehensive market research and sales performance analysis across lubricants, engine oils, and coolants product lines in the Lagos automotive care market</w:t>
       </w:r>
@@ -281,11 +257,11 @@
           <w:ilvl w:val="0"/>
           <w:numId w:val="2"/>
         </w:numPr>
-        <w:spacing w:after="40"/>
-      </w:pPr>
-      <w:r>
-        <w:rPr>
-          <w:rFonts w:eastAsia="Arial"/>
+        <w:spacing w:after="50"/>
+      </w:pPr>
+      <w:r>
+        <w:rPr>
+          <w:rFonts w:ascii="Arial" w:eastAsia="Arial" w:hAnsi="Arial" w:cs="Arial"/>
         </w:rPr>
         <w:t>Delivered data-driven insights that informed a successful new product launch, achieving 14% market penetration within 90 days</w:t>
       </w:r>
@@ -297,13 +273,27 @@
           <w:ilvl w:val="0"/>
           <w:numId w:val="2"/>
         </w:numPr>
-        <w:spacing w:after="40"/>
-      </w:pPr>
-      <w:r>
-        <w:rPr>
-          <w:rFonts w:eastAsia="Arial"/>
-        </w:rPr>
-        <w:t>Analyzed 18 months of historical sales data across 4 sales territories in Lagos State, standardizing reporting format and improving data quality</w:t>
+        <w:spacing w:after="50"/>
+      </w:pPr>
+      <w:r>
+        <w:rPr>
+          <w:rFonts w:ascii="Arial" w:eastAsia="Arial" w:hAnsi="Arial" w:cs="Arial"/>
+        </w:rPr>
+        <w:t xml:space="preserve">Analyzed 18 months of historical sales data across 4 sales territories in Lagos State using SQL and </w:t>
+      </w:r>
+      <w:proofErr w:type="spellStart"/>
+      <w:r>
+        <w:rPr>
+          <w:rFonts w:ascii="Arial" w:eastAsia="Arial" w:hAnsi="Arial" w:cs="Arial"/>
+        </w:rPr>
+        <w:t>BigQuery</w:t>
+      </w:r>
+      <w:proofErr w:type="spellEnd"/>
+      <w:r>
+        <w:rPr>
+          <w:rFonts w:ascii="Arial" w:eastAsia="Arial" w:hAnsi="Arial" w:cs="Arial"/>
+        </w:rPr>
+        <w:t>, standardizing reporting format and improving data quality</w:t>
       </w:r>
     </w:p>
     <w:p>
@@ -313,11 +303,11 @@
           <w:ilvl w:val="0"/>
           <w:numId w:val="2"/>
         </w:numPr>
-        <w:spacing w:after="40"/>
-      </w:pPr>
-      <w:r>
-        <w:rPr>
-          <w:rFonts w:eastAsia="Arial"/>
+        <w:spacing w:after="50"/>
+      </w:pPr>
+      <w:r>
+        <w:rPr>
+          <w:rFonts w:ascii="Arial" w:eastAsia="Arial" w:hAnsi="Arial" w:cs="Arial"/>
         </w:rPr>
         <w:t>Compiled consumer trend reports and presented strategic recommendations to management, contributing to a 23% sales growth from Q1 to Q3 2024</w:t>
       </w:r>
@@ -329,13 +319,13 @@
           <w:ilvl w:val="0"/>
           <w:numId w:val="2"/>
         </w:numPr>
-        <w:spacing w:after="40"/>
-      </w:pPr>
-      <w:r>
-        <w:rPr>
-          <w:rFonts w:eastAsia="Arial"/>
-        </w:rPr>
-        <w:t>Identified the fleet operator segment (logistics companies, ride-hailing fleets) as a high-volume, untapped customer group — recommended as priority for business development</w:t>
+        <w:spacing w:after="120"/>
+      </w:pPr>
+      <w:r>
+        <w:rPr>
+          <w:rFonts w:ascii="Arial" w:eastAsia="Arial" w:hAnsi="Arial" w:cs="Arial"/>
+        </w:rPr>
+        <w:t>Built SQL queries in MySQL and Microsoft SQL Server to segment customer data by product line, region, and purchase frequency, identifying the fleet operator segment as a high-volume untapped customer group — recommended as priority for business development</w:t>
       </w:r>
     </w:p>
     <w:p>
@@ -343,70 +333,53 @@
         <w:tabs>
           <w:tab w:val="right" w:pos="9360"/>
         </w:tabs>
-        <w:spacing w:before="120" w:after="40"/>
-      </w:pPr>
-      <w:r>
-        <w:rPr>
-          <w:rFonts w:eastAsia="Arial"/>
+        <w:spacing w:before="140" w:after="30"/>
+      </w:pPr>
+      <w:r>
+        <w:rPr>
+          <w:rFonts w:ascii="Arial" w:eastAsia="Arial" w:hAnsi="Arial" w:cs="Arial"/>
           <w:b/>
           <w:bCs/>
-          <w:sz w:val="21"/>
-          <w:szCs w:val="21"/>
-        </w:rPr>
-        <w:t xml:space="preserve">Business </w:t>
-      </w:r>
-      <w:r>
-        <w:rPr>
-          <w:rFonts w:eastAsia="Arial"/>
+        </w:rPr>
+        <w:t>Business Operations Analyst</w:t>
+      </w:r>
+      <w:r>
+        <w:tab/>
+      </w:r>
+      <w:r>
+        <w:rPr>
+          <w:rFonts w:ascii="Arial" w:eastAsia="Arial" w:hAnsi="Arial" w:cs="Arial"/>
+          <w:i/>
+          <w:iCs/>
+        </w:rPr>
+        <w:t>April 2022 – December 2023</w:t>
+      </w:r>
+    </w:p>
+    <w:p>
+      <w:pPr>
+        <w:spacing w:after="80"/>
+      </w:pPr>
+      <w:proofErr w:type="spellStart"/>
+      <w:r>
+        <w:rPr>
+          <w:rFonts w:ascii="Arial" w:eastAsia="Arial" w:hAnsi="Arial" w:cs="Arial"/>
           <w:b/>
           <w:bCs/>
-          <w:sz w:val="21"/>
-          <w:szCs w:val="21"/>
-        </w:rPr>
-        <w:t>Operations Analyst</w:t>
-      </w:r>
-      <w:r>
-        <w:rPr>
-          <w:rFonts w:eastAsia="Arial"/>
-          <w:sz w:val="21"/>
-          <w:szCs w:val="21"/>
-        </w:rPr>
-        <w:tab/>
-      </w:r>
-      <w:r>
-        <w:rPr>
-          <w:rFonts w:eastAsia="Arial"/>
-          <w:i/>
-          <w:iCs/>
-        </w:rPr>
-        <w:t>April 2022 – December 2023</w:t>
-      </w:r>
-    </w:p>
-    <w:p>
-      <w:pPr>
-        <w:spacing w:after="60"/>
-      </w:pPr>
-      <w:proofErr w:type="spellStart"/>
-      <w:r>
-        <w:rPr>
-          <w:rFonts w:eastAsia="Arial"/>
+        </w:rPr>
+        <w:t>Logitude</w:t>
+      </w:r>
+      <w:proofErr w:type="spellEnd"/>
+      <w:r>
+        <w:rPr>
+          <w:rFonts w:ascii="Arial" w:eastAsia="Arial" w:hAnsi="Arial" w:cs="Arial"/>
           <w:b/>
           <w:bCs/>
         </w:rPr>
-        <w:t>Logitude</w:t>
-      </w:r>
-      <w:proofErr w:type="spellEnd"/>
-      <w:r>
-        <w:rPr>
-          <w:rFonts w:eastAsia="Arial"/>
-          <w:b/>
-          <w:bCs/>
-        </w:rPr>
         <w:t xml:space="preserve"> Projects Limited - </w:t>
       </w:r>
       <w:r>
         <w:rPr>
-          <w:rFonts w:eastAsia="Arial"/>
+          <w:rFonts w:ascii="Arial" w:eastAsia="Arial" w:hAnsi="Arial" w:cs="Arial"/>
         </w:rPr>
         <w:t>Lagos, Nigeria</w:t>
       </w:r>
@@ -418,30 +391,18 @@
           <w:ilvl w:val="0"/>
           <w:numId w:val="3"/>
         </w:numPr>
-        <w:spacing w:after="40"/>
-      </w:pPr>
-      <w:r>
-        <w:rPr>
-          <w:rFonts w:eastAsia="Arial"/>
-        </w:rPr>
-        <w:t xml:space="preserve">Designed and maintained a </w:t>
-      </w:r>
-      <w:r>
-        <w:rPr>
-          <w:rFonts w:eastAsia="Arial"/>
-        </w:rPr>
-        <w:t>centralized</w:t>
-      </w:r>
-      <w:r>
-        <w:rPr>
-          <w:rFonts w:eastAsia="Arial"/>
-        </w:rPr>
-        <w:t xml:space="preserve"> operations tracking system to monitor project timelines, budgets, and performance across 7 active construction sites spanning Lagos, Abuja, and </w:t>
+        <w:spacing w:after="50"/>
+      </w:pPr>
+      <w:r>
+        <w:rPr>
+          <w:rFonts w:ascii="Arial" w:eastAsia="Arial" w:hAnsi="Arial" w:cs="Arial"/>
+        </w:rPr>
+        <w:t xml:space="preserve">Designed and maintained a centralized operations tracking system to monitor project timelines, budgets, and performance across 7 active construction sites spanning Lagos, Abuja, and </w:t>
       </w:r>
       <w:proofErr w:type="spellStart"/>
       <w:r>
         <w:rPr>
-          <w:rFonts w:eastAsia="Arial"/>
+          <w:rFonts w:ascii="Arial" w:eastAsia="Arial" w:hAnsi="Arial" w:cs="Arial"/>
         </w:rPr>
         <w:t>Awka</w:t>
       </w:r>
@@ -454,13 +415,13 @@
           <w:ilvl w:val="0"/>
           <w:numId w:val="3"/>
         </w:numPr>
-        <w:spacing w:after="40"/>
-      </w:pPr>
-      <w:r>
-        <w:rPr>
-          <w:rFonts w:eastAsia="Arial"/>
-        </w:rPr>
-        <w:t>Identified critical cost overruns and scheduling bottlenecks, reducing budget variance by 18% and improving on-time project delivery by 31%</w:t>
+        <w:spacing w:after="50"/>
+      </w:pPr>
+      <w:r>
+        <w:rPr>
+          <w:rFonts w:ascii="Arial" w:eastAsia="Arial" w:hAnsi="Arial" w:cs="Arial"/>
+        </w:rPr>
+        <w:t>Used SQL to query and validate project data across multiple site databases, identifying 24 data inconsistencies including a ₦4.2M procurement discrepancy escalated for resolution within 3 weeks</w:t>
       </w:r>
     </w:p>
     <w:p>
@@ -470,13 +431,13 @@
           <w:ilvl w:val="0"/>
           <w:numId w:val="3"/>
         </w:numPr>
-        <w:spacing w:after="40"/>
-      </w:pPr>
-      <w:r>
-        <w:rPr>
-          <w:rFonts w:eastAsia="Arial"/>
-        </w:rPr>
-        <w:t>Detected 24 data inconsistencies across sites including a ₦4.2M procurement discrepancy, escalated for resolution within 3 weeks</w:t>
+        <w:spacing w:after="50"/>
+      </w:pPr>
+      <w:r>
+        <w:rPr>
+          <w:rFonts w:ascii="Arial" w:eastAsia="Arial" w:hAnsi="Arial" w:cs="Arial"/>
+        </w:rPr>
+        <w:t>Identified critical cost overruns and scheduling bottlenecks, reducing budget variance by 18% and improving on-time project delivery by 31%</w:t>
       </w:r>
     </w:p>
     <w:p>
@@ -486,13 +447,13 @@
           <w:ilvl w:val="0"/>
           <w:numId w:val="3"/>
         </w:numPr>
-        <w:spacing w:after="40"/>
-      </w:pPr>
-      <w:r>
-        <w:rPr>
-          <w:rFonts w:eastAsia="Arial"/>
-        </w:rPr>
-        <w:t>Coordinated weekly data check-ins between construction, procurement, and finance departments to improve reporting accuracy</w:t>
+        <w:spacing w:after="50"/>
+      </w:pPr>
+      <w:r>
+        <w:rPr>
+          <w:rFonts w:ascii="Arial" w:eastAsia="Arial" w:hAnsi="Arial" w:cs="Arial"/>
+        </w:rPr>
+        <w:t>Built automated SQL reports in Microsoft SQL Server to replace manual spreadsheet tracking, reducing reporting time by 40% and improving data accuracy across departments</w:t>
       </w:r>
     </w:p>
     <w:p>
@@ -502,30 +463,50 @@
           <w:ilvl w:val="0"/>
           <w:numId w:val="3"/>
         </w:numPr>
-        <w:spacing w:after="160"/>
-      </w:pPr>
-      <w:r>
-        <w:rPr>
-          <w:rFonts w:eastAsia="Arial"/>
+        <w:spacing w:after="50"/>
+      </w:pPr>
+      <w:r>
+        <w:rPr>
+          <w:rFonts w:ascii="Arial" w:eastAsia="Arial" w:hAnsi="Arial" w:cs="Arial"/>
+        </w:rPr>
+        <w:t>Coordinated weekly data check-ins between construction, procurement, and finance departments to improve reporting accuracy</w:t>
+      </w:r>
+    </w:p>
+    <w:p>
+      <w:pPr>
+        <w:pStyle w:val="ListParagraph"/>
+        <w:numPr>
+          <w:ilvl w:val="0"/>
+          <w:numId w:val="3"/>
+        </w:numPr>
+        <w:spacing w:after="120"/>
+      </w:pPr>
+      <w:r>
+        <w:rPr>
+          <w:rFonts w:ascii="Arial" w:eastAsia="Arial" w:hAnsi="Arial" w:cs="Arial"/>
         </w:rPr>
         <w:t>Delivered annual operations report to senior management demonstrating measurable improvements in site performance and cost control</w:t>
       </w:r>
     </w:p>
     <w:p>
       <w:pPr>
-        <w:pBdr>
-          <w:bottom w:val="single" w:sz="4" w:space="1" w:color="000000"/>
-        </w:pBdr>
-        <w:spacing w:after="100"/>
-        <w:rPr>
+        <w:spacing w:before="220" w:after="60"/>
+        <w:rPr>
+          <w:rFonts w:ascii="Arial" w:eastAsia="Arial" w:hAnsi="Arial" w:cs="Arial"/>
           <w:b/>
           <w:bCs/>
           <w:sz w:val="22"/>
           <w:szCs w:val="22"/>
         </w:rPr>
       </w:pPr>
-      <w:r>
-        <w:rPr>
+    </w:p>
+    <w:p>
+      <w:pPr>
+        <w:spacing w:before="220" w:after="60"/>
+      </w:pPr>
+      <w:r>
+        <w:rPr>
+          <w:rFonts w:ascii="Arial" w:eastAsia="Arial" w:hAnsi="Arial" w:cs="Arial"/>
           <w:b/>
           <w:bCs/>
           <w:sz w:val="22"/>
@@ -536,15 +517,21 @@
     </w:p>
     <w:p>
       <w:pPr>
+        <w:pBdr>
+          <w:bottom w:val="single" w:sz="6" w:space="1" w:color="000000"/>
+        </w:pBdr>
+        <w:spacing w:after="80"/>
+      </w:pPr>
+    </w:p>
+    <w:p>
+      <w:pPr>
         <w:spacing w:before="80" w:after="40"/>
       </w:pPr>
       <w:r>
         <w:rPr>
-          <w:rFonts w:eastAsia="Arial"/>
+          <w:rFonts w:ascii="Arial" w:eastAsia="Arial" w:hAnsi="Arial" w:cs="Arial"/>
           <w:b/>
           <w:bCs/>
-          <w:sz w:val="21"/>
-          <w:szCs w:val="21"/>
         </w:rPr>
         <w:t>Bachelor of Science (B.Sc.) Agricultural Economics</w:t>
       </w:r>
@@ -555,38 +542,53 @@
       </w:pPr>
       <w:r>
         <w:rPr>
-          <w:rFonts w:eastAsia="Arial"/>
-        </w:rPr>
-        <w:t>Chukwuemeka Odumegwu Ojukwu University – Anambra | 2021</w:t>
-      </w:r>
-    </w:p>
-    <w:p>
-      <w:pPr>
-        <w:pBdr>
-          <w:bottom w:val="single" w:sz="4" w:space="1" w:color="000000"/>
-        </w:pBdr>
-        <w:spacing w:after="100"/>
-        <w:rPr>
+          <w:rFonts w:ascii="Arial" w:eastAsia="Arial" w:hAnsi="Arial" w:cs="Arial"/>
+        </w:rPr>
+        <w:t xml:space="preserve">Chukwuemeka </w:t>
+      </w:r>
+      <w:proofErr w:type="spellStart"/>
+      <w:r>
+        <w:rPr>
+          <w:rFonts w:ascii="Arial" w:eastAsia="Arial" w:hAnsi="Arial" w:cs="Arial"/>
+        </w:rPr>
+        <w:t>Odumegwu</w:t>
+      </w:r>
+      <w:proofErr w:type="spellEnd"/>
+      <w:r>
+        <w:rPr>
+          <w:rFonts w:ascii="Arial" w:eastAsia="Arial" w:hAnsi="Arial" w:cs="Arial"/>
+        </w:rPr>
+        <w:t xml:space="preserve"> Ojukwu University – Anambra | 2021</w:t>
+      </w:r>
+    </w:p>
+    <w:p>
+      <w:pPr>
+        <w:spacing w:before="220" w:after="60"/>
+      </w:pPr>
+      <w:r>
+        <w:rPr>
+          <w:rFonts w:ascii="Arial" w:eastAsia="Arial" w:hAnsi="Arial" w:cs="Arial"/>
           <w:b/>
           <w:bCs/>
           <w:sz w:val="22"/>
           <w:szCs w:val="22"/>
         </w:rPr>
-      </w:pPr>
-      <w:r>
-        <w:rPr>
-          <w:b/>
-          <w:bCs/>
-          <w:sz w:val="22"/>
-          <w:szCs w:val="22"/>
-        </w:rPr>
+        <w:lastRenderedPageBreak/>
         <w:t>SKILLS</w:t>
       </w:r>
+    </w:p>
+    <w:p>
+      <w:pPr>
+        <w:pBdr>
+          <w:bottom w:val="single" w:sz="6" w:space="1" w:color="000000"/>
+        </w:pBdr>
+        <w:spacing w:after="80"/>
+      </w:pPr>
     </w:p>
     <w:tbl>
       <w:tblPr>
-        <w:tblW w:w="9360" w:type="dxa"/>
-        <w:tblInd w:w="427" w:type="dxa"/>
+        <w:tblW w:w="10080" w:type="dxa"/>
+        <w:jc w:val="center"/>
         <w:tblBorders>
           <w:top w:val="single" w:sz="4" w:space="0" w:color="auto"/>
           <w:left w:val="single" w:sz="4" w:space="0" w:color="auto"/>
@@ -599,31 +601,45 @@
           <w:left w:w="10" w:type="dxa"/>
           <w:right w:w="10" w:type="dxa"/>
         </w:tblCellMar>
-        <w:tblLook w:val="0000" w:firstRow="0" w:lastRow="0" w:firstColumn="0" w:lastColumn="0" w:noHBand="0" w:noVBand="0"/>
+        <w:tblLook w:val="04A0" w:firstRow="1" w:lastRow="0" w:firstColumn="1" w:lastColumn="0" w:noHBand="0" w:noVBand="1"/>
       </w:tblPr>
       <w:tblGrid>
-        <w:gridCol w:w="3120"/>
-        <w:gridCol w:w="3120"/>
-        <w:gridCol w:w="3120"/>
+        <w:gridCol w:w="3415"/>
+        <w:gridCol w:w="3425"/>
+        <w:gridCol w:w="3240"/>
       </w:tblGrid>
       <w:tr>
+        <w:tblPrEx>
+          <w:tblCellMar>
+            <w:top w:w="0" w:type="dxa"/>
+            <w:bottom w:w="0" w:type="dxa"/>
+          </w:tblCellMar>
+        </w:tblPrEx>
+        <w:trPr>
+          <w:jc w:val="center"/>
+        </w:trPr>
         <w:tc>
           <w:tcPr>
-            <w:tcW w:w="3120" w:type="dxa"/>
+            <w:tcW w:w="3415" w:type="dxa"/>
             <w:tcBorders>
               <w:top w:val="nil"/>
-              <w:left w:val="nil"/>
-              <w:bottom w:val="nil"/>
             </w:tcBorders>
           </w:tcPr>
           <w:p>
             <w:pPr>
-              <w:spacing w:after="20"/>
-              <w:jc w:val="center"/>
+              <w:spacing w:after="60"/>
             </w:pPr>
             <w:r>
               <w:rPr>
-                <w:rFonts w:eastAsia="Arial"/>
+                <w:rFonts w:ascii="Arial" w:eastAsia="Arial" w:hAnsi="Arial" w:cs="Arial"/>
+                <w:b/>
+                <w:bCs/>
+              </w:rPr>
+              <w:t xml:space="preserve">     </w:t>
+            </w:r>
+            <w:r>
+              <w:rPr>
+                <w:rFonts w:ascii="Arial" w:eastAsia="Arial" w:hAnsi="Arial" w:cs="Arial"/>
                 <w:b/>
                 <w:bCs/>
               </w:rPr>
@@ -637,11 +653,11 @@
                 <w:ilvl w:val="0"/>
                 <w:numId w:val="4"/>
               </w:numPr>
-              <w:spacing w:after="30"/>
+              <w:spacing w:after="40"/>
             </w:pPr>
             <w:r>
               <w:rPr>
-                <w:rFonts w:eastAsia="Arial"/>
+                <w:rFonts w:ascii="Arial" w:eastAsia="Arial" w:hAnsi="Arial" w:cs="Arial"/>
                 <w:sz w:val="19"/>
                 <w:szCs w:val="19"/>
               </w:rPr>
@@ -655,11 +671,11 @@
                 <w:ilvl w:val="0"/>
                 <w:numId w:val="4"/>
               </w:numPr>
-              <w:spacing w:after="30"/>
+              <w:spacing w:after="40"/>
             </w:pPr>
             <w:r>
               <w:rPr>
-                <w:rFonts w:eastAsia="Arial"/>
+                <w:rFonts w:ascii="Arial" w:eastAsia="Arial" w:hAnsi="Arial" w:cs="Arial"/>
                 <w:sz w:val="19"/>
                 <w:szCs w:val="19"/>
               </w:rPr>
@@ -673,11 +689,11 @@
                 <w:ilvl w:val="0"/>
                 <w:numId w:val="4"/>
               </w:numPr>
-              <w:spacing w:after="30"/>
+              <w:spacing w:after="40"/>
             </w:pPr>
             <w:r>
               <w:rPr>
-                <w:rFonts w:eastAsia="Arial"/>
+                <w:rFonts w:ascii="Arial" w:eastAsia="Arial" w:hAnsi="Arial" w:cs="Arial"/>
                 <w:sz w:val="19"/>
                 <w:szCs w:val="19"/>
               </w:rPr>
@@ -691,11 +707,11 @@
                 <w:ilvl w:val="0"/>
                 <w:numId w:val="4"/>
               </w:numPr>
-              <w:spacing w:after="30"/>
+              <w:spacing w:after="40"/>
             </w:pPr>
             <w:r>
               <w:rPr>
-                <w:rFonts w:eastAsia="Arial"/>
+                <w:rFonts w:ascii="Arial" w:eastAsia="Arial" w:hAnsi="Arial" w:cs="Arial"/>
                 <w:sz w:val="19"/>
                 <w:szCs w:val="19"/>
               </w:rPr>
@@ -709,11 +725,11 @@
                 <w:ilvl w:val="0"/>
                 <w:numId w:val="4"/>
               </w:numPr>
-              <w:spacing w:after="30"/>
+              <w:spacing w:after="40"/>
             </w:pPr>
             <w:r>
               <w:rPr>
-                <w:rFonts w:eastAsia="Arial"/>
+                <w:rFonts w:ascii="Arial" w:eastAsia="Arial" w:hAnsi="Arial" w:cs="Arial"/>
                 <w:sz w:val="19"/>
                 <w:szCs w:val="19"/>
               </w:rPr>
@@ -727,11 +743,11 @@
                 <w:ilvl w:val="0"/>
                 <w:numId w:val="4"/>
               </w:numPr>
-              <w:spacing w:after="30"/>
+              <w:spacing w:after="40"/>
             </w:pPr>
             <w:r>
               <w:rPr>
-                <w:rFonts w:eastAsia="Arial"/>
+                <w:rFonts w:ascii="Arial" w:eastAsia="Arial" w:hAnsi="Arial" w:cs="Arial"/>
                 <w:sz w:val="19"/>
                 <w:szCs w:val="19"/>
               </w:rPr>
@@ -741,20 +757,26 @@
         </w:tc>
         <w:tc>
           <w:tcPr>
-            <w:tcW w:w="3120" w:type="dxa"/>
+            <w:tcW w:w="3425" w:type="dxa"/>
             <w:tcBorders>
               <w:top w:val="nil"/>
-              <w:bottom w:val="nil"/>
             </w:tcBorders>
           </w:tcPr>
           <w:p>
             <w:pPr>
-              <w:spacing w:after="20"/>
-              <w:jc w:val="center"/>
+              <w:spacing w:after="60"/>
             </w:pPr>
             <w:r>
               <w:rPr>
-                <w:rFonts w:eastAsia="Arial"/>
+                <w:rFonts w:ascii="Arial" w:eastAsia="Arial" w:hAnsi="Arial" w:cs="Arial"/>
+                <w:b/>
+                <w:bCs/>
+              </w:rPr>
+              <w:t xml:space="preserve">    </w:t>
+            </w:r>
+            <w:r>
+              <w:rPr>
+                <w:rFonts w:ascii="Arial" w:eastAsia="Arial" w:hAnsi="Arial" w:cs="Arial"/>
                 <w:b/>
                 <w:bCs/>
               </w:rPr>
@@ -768,11 +790,11 @@
                 <w:ilvl w:val="0"/>
                 <w:numId w:val="4"/>
               </w:numPr>
-              <w:spacing w:after="30"/>
+              <w:spacing w:after="40"/>
             </w:pPr>
             <w:r>
               <w:rPr>
-                <w:rFonts w:eastAsia="Arial"/>
+                <w:rFonts w:ascii="Arial" w:eastAsia="Arial" w:hAnsi="Arial" w:cs="Arial"/>
                 <w:sz w:val="19"/>
                 <w:szCs w:val="19"/>
               </w:rPr>
@@ -786,11 +808,11 @@
                 <w:ilvl w:val="0"/>
                 <w:numId w:val="4"/>
               </w:numPr>
-              <w:spacing w:after="30"/>
+              <w:spacing w:after="40"/>
             </w:pPr>
             <w:r>
               <w:rPr>
-                <w:rFonts w:eastAsia="Arial"/>
+                <w:rFonts w:ascii="Arial" w:eastAsia="Arial" w:hAnsi="Arial" w:cs="Arial"/>
                 <w:sz w:val="19"/>
                 <w:szCs w:val="19"/>
               </w:rPr>
@@ -804,11 +826,11 @@
                 <w:ilvl w:val="0"/>
                 <w:numId w:val="4"/>
               </w:numPr>
-              <w:spacing w:after="30"/>
+              <w:spacing w:after="40"/>
             </w:pPr>
             <w:r>
               <w:rPr>
-                <w:rFonts w:eastAsia="Arial"/>
+                <w:rFonts w:ascii="Arial" w:eastAsia="Arial" w:hAnsi="Arial" w:cs="Arial"/>
                 <w:sz w:val="19"/>
                 <w:szCs w:val="19"/>
               </w:rPr>
@@ -822,11 +844,11 @@
                 <w:ilvl w:val="0"/>
                 <w:numId w:val="4"/>
               </w:numPr>
-              <w:spacing w:after="30"/>
+              <w:spacing w:after="40"/>
             </w:pPr>
             <w:r>
               <w:rPr>
-                <w:rFonts w:eastAsia="Arial"/>
+                <w:rFonts w:ascii="Arial" w:eastAsia="Arial" w:hAnsi="Arial" w:cs="Arial"/>
                 <w:sz w:val="19"/>
                 <w:szCs w:val="19"/>
               </w:rPr>
@@ -840,11 +862,11 @@
                 <w:ilvl w:val="0"/>
                 <w:numId w:val="4"/>
               </w:numPr>
-              <w:spacing w:after="30"/>
+              <w:spacing w:after="40"/>
             </w:pPr>
             <w:r>
               <w:rPr>
-                <w:rFonts w:eastAsia="Arial"/>
+                <w:rFonts w:ascii="Arial" w:eastAsia="Arial" w:hAnsi="Arial" w:cs="Arial"/>
                 <w:sz w:val="19"/>
                 <w:szCs w:val="19"/>
               </w:rPr>
@@ -858,11 +880,11 @@
                 <w:ilvl w:val="0"/>
                 <w:numId w:val="4"/>
               </w:numPr>
-              <w:spacing w:after="30"/>
+              <w:spacing w:after="40"/>
             </w:pPr>
             <w:r>
               <w:rPr>
-                <w:rFonts w:eastAsia="Arial"/>
+                <w:rFonts w:ascii="Arial" w:eastAsia="Arial" w:hAnsi="Arial" w:cs="Arial"/>
                 <w:sz w:val="19"/>
                 <w:szCs w:val="19"/>
               </w:rPr>
@@ -872,21 +894,26 @@
         </w:tc>
         <w:tc>
           <w:tcPr>
-            <w:tcW w:w="3120" w:type="dxa"/>
+            <w:tcW w:w="3240" w:type="dxa"/>
             <w:tcBorders>
               <w:top w:val="nil"/>
-              <w:bottom w:val="nil"/>
-              <w:right w:val="nil"/>
             </w:tcBorders>
           </w:tcPr>
           <w:p>
             <w:pPr>
-              <w:spacing w:after="20"/>
-              <w:jc w:val="center"/>
+              <w:spacing w:after="60"/>
             </w:pPr>
             <w:r>
               <w:rPr>
-                <w:rFonts w:eastAsia="Arial"/>
+                <w:rFonts w:ascii="Arial" w:eastAsia="Arial" w:hAnsi="Arial" w:cs="Arial"/>
+                <w:b/>
+                <w:bCs/>
+              </w:rPr>
+              <w:t xml:space="preserve">    </w:t>
+            </w:r>
+            <w:r>
+              <w:rPr>
+                <w:rFonts w:ascii="Arial" w:eastAsia="Arial" w:hAnsi="Arial" w:cs="Arial"/>
                 <w:b/>
                 <w:bCs/>
               </w:rPr>
@@ -900,11 +927,11 @@
                 <w:ilvl w:val="0"/>
                 <w:numId w:val="4"/>
               </w:numPr>
-              <w:spacing w:after="30"/>
+              <w:spacing w:after="40"/>
             </w:pPr>
             <w:r>
               <w:rPr>
-                <w:rFonts w:eastAsia="Arial"/>
+                <w:rFonts w:ascii="Arial" w:eastAsia="Arial" w:hAnsi="Arial" w:cs="Arial"/>
                 <w:sz w:val="19"/>
                 <w:szCs w:val="19"/>
               </w:rPr>
@@ -918,11 +945,11 @@
                 <w:ilvl w:val="0"/>
                 <w:numId w:val="4"/>
               </w:numPr>
-              <w:spacing w:after="30"/>
+              <w:spacing w:after="40"/>
             </w:pPr>
             <w:r>
               <w:rPr>
-                <w:rFonts w:eastAsia="Arial"/>
+                <w:rFonts w:ascii="Arial" w:eastAsia="Arial" w:hAnsi="Arial" w:cs="Arial"/>
                 <w:sz w:val="19"/>
                 <w:szCs w:val="19"/>
               </w:rPr>
@@ -936,31 +963,15 @@
                 <w:ilvl w:val="0"/>
                 <w:numId w:val="4"/>
               </w:numPr>
-              <w:spacing w:after="30"/>
+              <w:spacing w:after="40"/>
             </w:pPr>
             <w:r>
               <w:rPr>
-                <w:rFonts w:eastAsia="Arial"/>
+                <w:rFonts w:ascii="Arial" w:eastAsia="Arial" w:hAnsi="Arial" w:cs="Arial"/>
                 <w:sz w:val="19"/>
                 <w:szCs w:val="19"/>
               </w:rPr>
-              <w:t xml:space="preserve">Google </w:t>
-            </w:r>
-            <w:r>
-              <w:rPr>
-                <w:rFonts w:eastAsia="Arial"/>
-                <w:sz w:val="19"/>
-                <w:szCs w:val="19"/>
-              </w:rPr>
-              <w:t xml:space="preserve">Data </w:t>
-            </w:r>
-            <w:r>
-              <w:rPr>
-                <w:rFonts w:eastAsia="Arial"/>
-                <w:sz w:val="19"/>
-                <w:szCs w:val="19"/>
-              </w:rPr>
-              <w:t xml:space="preserve">Analytics </w:t>
+              <w:t>SQL / MySQL</w:t>
             </w:r>
           </w:p>
           <w:p>
@@ -970,18 +981,54 @@
                 <w:ilvl w:val="0"/>
                 <w:numId w:val="4"/>
               </w:numPr>
-              <w:spacing w:after="30"/>
+              <w:spacing w:after="40"/>
+            </w:pPr>
+            <w:proofErr w:type="spellStart"/>
+            <w:r>
+              <w:rPr>
+                <w:rFonts w:ascii="Arial" w:eastAsia="Arial" w:hAnsi="Arial" w:cs="Arial"/>
+                <w:sz w:val="19"/>
+                <w:szCs w:val="19"/>
+              </w:rPr>
+              <w:t>BigQuery</w:t>
+            </w:r>
+            <w:proofErr w:type="spellEnd"/>
+          </w:p>
+          <w:p>
+            <w:pPr>
+              <w:pStyle w:val="ListParagraph"/>
+              <w:numPr>
+                <w:ilvl w:val="0"/>
+                <w:numId w:val="4"/>
+              </w:numPr>
+              <w:spacing w:after="40"/>
             </w:pPr>
             <w:r>
-              <w:t>Canva / Figma</w:t>
+              <w:rPr>
+                <w:rFonts w:ascii="Arial" w:eastAsia="Arial" w:hAnsi="Arial" w:cs="Arial"/>
+                <w:sz w:val="19"/>
+                <w:szCs w:val="19"/>
+              </w:rPr>
+              <w:t>Microsoft SQL Server</w:t>
             </w:r>
           </w:p>
           <w:p>
             <w:pPr>
               <w:pStyle w:val="ListParagraph"/>
-              <w:spacing w:after="30"/>
-              <w:ind w:left="540"/>
+              <w:numPr>
+                <w:ilvl w:val="0"/>
+                <w:numId w:val="4"/>
+              </w:numPr>
+              <w:spacing w:after="40"/>
             </w:pPr>
+            <w:r>
+              <w:rPr>
+                <w:rFonts w:ascii="Arial" w:eastAsia="Arial" w:hAnsi="Arial" w:cs="Arial"/>
+                <w:sz w:val="19"/>
+                <w:szCs w:val="19"/>
+              </w:rPr>
+              <w:t>Google Data Analytics</w:t>
+            </w:r>
           </w:p>
         </w:tc>
       </w:tr>
@@ -993,146 +1040,106 @@
     </w:p>
     <w:p>
       <w:pPr>
-        <w:pBdr>
-          <w:bottom w:val="single" w:sz="4" w:space="1" w:color="000000"/>
-        </w:pBdr>
-        <w:spacing w:after="100"/>
-        <w:rPr>
+        <w:spacing w:before="220" w:after="60"/>
+      </w:pPr>
+      <w:r>
+        <w:rPr>
+          <w:rFonts w:ascii="Arial" w:eastAsia="Arial" w:hAnsi="Arial" w:cs="Arial"/>
           <w:b/>
           <w:bCs/>
           <w:sz w:val="22"/>
           <w:szCs w:val="22"/>
         </w:rPr>
-      </w:pPr>
-      <w:r>
-        <w:rPr>
+        <w:t>CERTIFICATIONS</w:t>
+      </w:r>
+    </w:p>
+    <w:p>
+      <w:pPr>
+        <w:pBdr>
+          <w:bottom w:val="single" w:sz="6" w:space="1" w:color="000000"/>
+        </w:pBdr>
+        <w:spacing w:after="80"/>
+      </w:pPr>
+    </w:p>
+    <w:p>
+      <w:pPr>
+        <w:spacing w:after="60"/>
+      </w:pPr>
+      <w:r>
+        <w:rPr>
+          <w:rFonts w:ascii="Arial" w:eastAsia="Arial" w:hAnsi="Arial" w:cs="Arial"/>
           <w:b/>
           <w:bCs/>
-          <w:sz w:val="22"/>
-          <w:szCs w:val="22"/>
-        </w:rPr>
-        <w:t>CERTIFICATIONS</w:t>
-      </w:r>
-    </w:p>
-    <w:p>
-      <w:pPr>
-        <w:spacing w:after="40"/>
-        <w:rPr>
-          <w:rFonts w:eastAsia="Arial"/>
+        </w:rPr>
+        <w:t>Google Data Analytics Professional Certificate</w:t>
+      </w:r>
+      <w:r>
+        <w:rPr>
+          <w:rFonts w:ascii="Arial" w:eastAsia="Arial" w:hAnsi="Arial" w:cs="Arial"/>
+        </w:rPr>
+        <w:t xml:space="preserve"> – Google / Coursera</w:t>
+      </w:r>
+    </w:p>
+    <w:p>
+      <w:pPr>
+        <w:spacing w:after="60"/>
+      </w:pPr>
+      <w:r>
+        <w:rPr>
+          <w:rFonts w:ascii="Arial" w:eastAsia="Arial" w:hAnsi="Arial" w:cs="Arial"/>
           <w:b/>
           <w:bCs/>
         </w:rPr>
-      </w:pPr>
-      <w:r>
-        <w:rPr>
-          <w:rFonts w:eastAsia="Arial"/>
+        <w:t>WES Academic Credential Evaluation</w:t>
+      </w:r>
+      <w:r>
+        <w:rPr>
+          <w:rFonts w:ascii="Arial" w:eastAsia="Arial" w:hAnsi="Arial" w:cs="Arial"/>
+        </w:rPr>
+        <w:t xml:space="preserve"> – World Education Services</w:t>
+      </w:r>
+    </w:p>
+    <w:p>
+      <w:pPr>
+        <w:spacing w:after="60"/>
+      </w:pPr>
+      <w:r>
+        <w:rPr>
+          <w:rFonts w:ascii="Arial" w:eastAsia="Arial" w:hAnsi="Arial" w:cs="Arial"/>
           <w:b/>
           <w:bCs/>
         </w:rPr>
-        <w:t>English Proficiency Score 11 – CELPIP</w:t>
-      </w:r>
-    </w:p>
-    <w:p>
-      <w:pPr>
-        <w:spacing w:after="40"/>
-      </w:pPr>
-      <w:r>
-        <w:rPr>
-          <w:rFonts w:eastAsia="Arial"/>
+        <w:t>Certification of Achievement</w:t>
+      </w:r>
+      <w:r>
+        <w:rPr>
+          <w:rFonts w:ascii="Arial" w:eastAsia="Arial" w:hAnsi="Arial" w:cs="Arial"/>
+        </w:rPr>
+        <w:t xml:space="preserve"> – ALX Africa</w:t>
+      </w:r>
+    </w:p>
+    <w:p>
+      <w:pPr>
+        <w:spacing w:after="60"/>
+      </w:pPr>
+      <w:r>
+        <w:rPr>
+          <w:rFonts w:ascii="Arial" w:eastAsia="Arial" w:hAnsi="Arial" w:cs="Arial"/>
           <w:b/>
           <w:bCs/>
         </w:rPr>
-        <w:t xml:space="preserve">Google Data Analytics </w:t>
-      </w:r>
-      <w:r>
-        <w:rPr>
-          <w:rFonts w:eastAsia="Arial"/>
-          <w:b/>
-          <w:bCs/>
-        </w:rPr>
-        <w:t xml:space="preserve">Professional </w:t>
-      </w:r>
-      <w:r>
-        <w:rPr>
-          <w:rFonts w:eastAsia="Arial"/>
-          <w:b/>
-          <w:bCs/>
-        </w:rPr>
-        <w:t>Certificate</w:t>
-      </w:r>
-      <w:r>
-        <w:rPr>
-          <w:rFonts w:eastAsia="Arial"/>
-        </w:rPr>
-        <w:t xml:space="preserve"> – Google / Coursera </w:t>
-      </w:r>
-    </w:p>
-    <w:p>
-      <w:pPr>
-        <w:spacing w:after="40"/>
-        <w:rPr>
-          <w:rFonts w:eastAsia="Arial"/>
-        </w:rPr>
-      </w:pPr>
-      <w:r>
-        <w:rPr>
-          <w:rFonts w:eastAsia="Arial"/>
-          <w:b/>
-          <w:bCs/>
-        </w:rPr>
-        <w:t>WES Academic Credential Evaluation</w:t>
-      </w:r>
-      <w:r>
-        <w:rPr>
-          <w:rFonts w:eastAsia="Arial"/>
-        </w:rPr>
-        <w:t xml:space="preserve"> – World Education Services </w:t>
-      </w:r>
-    </w:p>
-    <w:p>
-      <w:pPr>
-        <w:spacing w:after="40"/>
-        <w:rPr>
-          <w:rFonts w:eastAsia="Arial"/>
-        </w:rPr>
-      </w:pPr>
-      <w:r>
-        <w:rPr>
-          <w:rFonts w:eastAsia="Arial"/>
-          <w:b/>
-          <w:bCs/>
-        </w:rPr>
-        <w:t>Certification of Achievement</w:t>
-      </w:r>
-      <w:r>
-        <w:rPr>
-          <w:rFonts w:eastAsia="Arial"/>
-        </w:rPr>
-        <w:t xml:space="preserve"> – ALX Africa</w:t>
-      </w:r>
-    </w:p>
-    <w:p>
-      <w:pPr>
-        <w:spacing w:after="40"/>
-      </w:pPr>
-      <w:r>
-        <w:rPr>
-          <w:rFonts w:eastAsia="Arial"/>
-          <w:b/>
-          <w:bCs/>
-        </w:rPr>
         <w:t>Certificate of National Service</w:t>
       </w:r>
       <w:r>
         <w:rPr>
-          <w:rFonts w:eastAsia="Arial"/>
+          <w:rFonts w:ascii="Arial" w:eastAsia="Arial" w:hAnsi="Arial" w:cs="Arial"/>
         </w:rPr>
         <w:t xml:space="preserve"> – National Youth Service Corps (NYSC)</w:t>
       </w:r>
     </w:p>
     <w:sectPr>
       <w:pgSz w:w="12240" w:h="15840"/>
-      <w:pgMar w:top="432" w:right="1008" w:bottom="432" w:left="1008" w:header="706" w:footer="706" w:gutter="0"/>
+      <w:pgMar w:top="1080" w:right="1080" w:bottom="1080" w:left="1080" w:header="708" w:footer="708" w:gutter="0"/>
       <w:cols w:space="720"/>
       <w:docGrid w:linePitch="360"/>
     </w:sectPr>
@@ -1140,51 +1147,13 @@
 </w:document>
 </file>
 
-<file path=word/endnotes.xml><?xml version="1.0" encoding="utf-8"?>
-<w:endnotes xmlns:wpc="http://schemas.microsoft.com/office/word/2010/wordprocessingCanvas" xmlns:cx="http://schemas.microsoft.com/office/drawing/2014/chartex" xmlns:cx1="http://schemas.microsoft.com/office/drawing/2015/9/8/chartex" xmlns:cx2="http://schemas.microsoft.com/office/drawing/2015/10/21/chartex" xmlns:cx3="http://schemas.microsoft.com/office/drawing/2016/5/9/chartex" xmlns:cx4="http://schemas.microsoft.com/office/drawing/2016/5/10/chartex" xmlns:cx5="http://schemas.microsoft.com/office/drawing/2016/5/11/chartex" xmlns:cx6="http://schemas.microsoft.com/office/drawing/2016/5/12/chartex" xmlns:cx7="http://schemas.microsoft.com/office/drawing/2016/5/13/chartex" xmlns:cx8="http://schemas.microsoft.com/office/drawing/2016/5/14/chartex" xmlns:mc="http://schemas.openxmlformats.org/markup-compatibility/2006" xmlns:aink="http://schemas.microsoft.com/office/drawing/2016/ink" xmlns:am3d="http://schemas.microsoft.com/office/drawing/2017/model3d" xmlns:o="urn:schemas-microsoft-com:office:office" xmlns:oel="http://schemas.microsoft.com/office/2019/extlst" xmlns:r="http://schemas.openxmlformats.org/officeDocument/2006/relationships" xmlns:m="http://schemas.openxmlformats.org/officeDocument/2006/math" xmlns:v="urn:schemas-microsoft-com:vml" xmlns:wp14="http://schemas.microsoft.com/office/word/2010/wordprocessingDrawing" xmlns:wp="http://schemas.openxmlformats.org/drawingml/2006/wordprocessingDrawing" xmlns:w10="urn:schemas-microsoft-com:office:word" xmlns:w="http://schemas.openxmlformats.org/wordprocessingml/2006/main" xmlns:w14="http://schemas.microsoft.com/office/word/2010/wordml" xmlns:w15="http://schemas.microsoft.com/office/word/2012/wordml" xmlns:w16cex="http://schemas.microsoft.com/office/word/2018/wordml/cex" xmlns:w16cid="http://schemas.microsoft.com/office/word/2016/wordml/cid" xmlns:w16="http://schemas.microsoft.com/office/word/2018/wordml" xmlns:w16du="http://schemas.microsoft.com/office/word/2023/wordml/word16du" xmlns:w16sdtdh="http://schemas.microsoft.com/office/word/2020/wordml/sdtdatahash" xmlns:w16sdtfl="http://schemas.microsoft.com/office/word/2024/wordml/sdtformatlock" xmlns:w16se="http://schemas.microsoft.com/office/word/2015/wordml/symex" xmlns:wpg="http://schemas.microsoft.com/office/word/2010/wordprocessingGroup" xmlns:wpi="http://schemas.microsoft.com/office/word/2010/wordprocessingInk" xmlns:wne="http://schemas.microsoft.com/office/word/2006/wordml" xmlns:wps="http://schemas.microsoft.com/office/word/2010/wordprocessingShape" mc:Ignorable="w14 w15 w16se w16cid w16 w16cex w16sdtdh w16sdtfl w16du wp14">
-  <w:endnote w:type="separator" w:id="-1">
-    <w:p>
-      <w:r>
-        <w:separator/>
-      </w:r>
-    </w:p>
-  </w:endnote>
-  <w:endnote w:type="continuationSeparator" w:id="0">
-    <w:p>
-      <w:r>
-        <w:continuationSeparator/>
-      </w:r>
-    </w:p>
-  </w:endnote>
-</w:endnotes>
-</file>
-
-<file path=word/footnotes.xml><?xml version="1.0" encoding="utf-8"?>
-<w:footnotes xmlns:wpc="http://schemas.microsoft.com/office/word/2010/wordprocessingCanvas" xmlns:cx="http://schemas.microsoft.com/office/drawing/2014/chartex" xmlns:cx1="http://schemas.microsoft.com/office/drawing/2015/9/8/chartex" xmlns:cx2="http://schemas.microsoft.com/office/drawing/2015/10/21/chartex" xmlns:cx3="http://schemas.microsoft.com/office/drawing/2016/5/9/chartex" xmlns:cx4="http://schemas.microsoft.com/office/drawing/2016/5/10/chartex" xmlns:cx5="http://schemas.microsoft.com/office/drawing/2016/5/11/chartex" xmlns:cx6="http://schemas.microsoft.com/office/drawing/2016/5/12/chartex" xmlns:cx7="http://schemas.microsoft.com/office/drawing/2016/5/13/chartex" xmlns:cx8="http://schemas.microsoft.com/office/drawing/2016/5/14/chartex" xmlns:mc="http://schemas.openxmlformats.org/markup-compatibility/2006" xmlns:aink="http://schemas.microsoft.com/office/drawing/2016/ink" xmlns:am3d="http://schemas.microsoft.com/office/drawing/2017/model3d" xmlns:o="urn:schemas-microsoft-com:office:office" xmlns:oel="http://schemas.microsoft.com/office/2019/extlst" xmlns:r="http://schemas.openxmlformats.org/officeDocument/2006/relationships" xmlns:m="http://schemas.openxmlformats.org/officeDocument/2006/math" xmlns:v="urn:schemas-microsoft-com:vml" xmlns:wp14="http://schemas.microsoft.com/office/word/2010/wordprocessingDrawing" xmlns:wp="http://schemas.openxmlformats.org/drawingml/2006/wordprocessingDrawing" xmlns:w10="urn:schemas-microsoft-com:office:word" xmlns:w="http://schemas.openxmlformats.org/wordprocessingml/2006/main" xmlns:w14="http://schemas.microsoft.com/office/word/2010/wordml" xmlns:w15="http://schemas.microsoft.com/office/word/2012/wordml" xmlns:w16cex="http://schemas.microsoft.com/office/word/2018/wordml/cex" xmlns:w16cid="http://schemas.microsoft.com/office/word/2016/wordml/cid" xmlns:w16="http://schemas.microsoft.com/office/word/2018/wordml" xmlns:w16du="http://schemas.microsoft.com/office/word/2023/wordml/word16du" xmlns:w16sdtdh="http://schemas.microsoft.com/office/word/2020/wordml/sdtdatahash" xmlns:w16sdtfl="http://schemas.microsoft.com/office/word/2024/wordml/sdtformatlock" xmlns:w16se="http://schemas.microsoft.com/office/word/2015/wordml/symex" xmlns:wpg="http://schemas.microsoft.com/office/word/2010/wordprocessingGroup" xmlns:wpi="http://schemas.microsoft.com/office/word/2010/wordprocessingInk" xmlns:wne="http://schemas.microsoft.com/office/word/2006/wordml" xmlns:wps="http://schemas.microsoft.com/office/word/2010/wordprocessingShape" mc:Ignorable="w14 w15 w16se w16cid w16 w16cex w16sdtdh w16sdtfl w16du wp14">
-  <w:footnote w:type="separator" w:id="-1">
-    <w:p>
-      <w:r>
-        <w:separator/>
-      </w:r>
-    </w:p>
-  </w:footnote>
-  <w:footnote w:type="continuationSeparator" w:id="0">
-    <w:p>
-      <w:r>
-        <w:continuationSeparator/>
-      </w:r>
-    </w:p>
-  </w:footnote>
-</w:footnotes>
-</file>
-
 <file path=word/numbering.xml><?xml version="1.0" encoding="utf-8"?>
 <w:numbering xmlns:wpc="http://schemas.microsoft.com/office/word/2010/wordprocessingCanvas" xmlns:cx="http://schemas.microsoft.com/office/drawing/2014/chartex" xmlns:cx1="http://schemas.microsoft.com/office/drawing/2015/9/8/chartex" xmlns:cx2="http://schemas.microsoft.com/office/drawing/2015/10/21/chartex" xmlns:cx3="http://schemas.microsoft.com/office/drawing/2016/5/9/chartex" xmlns:cx4="http://schemas.microsoft.com/office/drawing/2016/5/10/chartex" xmlns:cx5="http://schemas.microsoft.com/office/drawing/2016/5/11/chartex" xmlns:cx6="http://schemas.microsoft.com/office/drawing/2016/5/12/chartex" xmlns:cx7="http://schemas.microsoft.com/office/drawing/2016/5/13/chartex" xmlns:cx8="http://schemas.microsoft.com/office/drawing/2016/5/14/chartex" xmlns:mc="http://schemas.openxmlformats.org/markup-compatibility/2006" xmlns:aink="http://schemas.microsoft.com/office/drawing/2016/ink" xmlns:am3d="http://schemas.microsoft.com/office/drawing/2017/model3d" xmlns:o="urn:schemas-microsoft-com:office:office" xmlns:oel="http://schemas.microsoft.com/office/2019/extlst" xmlns:r="http://schemas.openxmlformats.org/officeDocument/2006/relationships" xmlns:m="http://schemas.openxmlformats.org/officeDocument/2006/math" xmlns:v="urn:schemas-microsoft-com:vml" xmlns:wp14="http://schemas.microsoft.com/office/word/2010/wordprocessingDrawing" xmlns:wp="http://schemas.openxmlformats.org/drawingml/2006/wordprocessingDrawing" xmlns:w10="urn:schemas-microsoft-com:office:word" xmlns:w="http://schemas.openxmlformats.org/wordprocessingml/2006/main" xmlns:w14="http://schemas.microsoft.com/office/word/2010/wordml" xmlns:w15="http://schemas.microsoft.com/office/word/2012/wordml" xmlns:w16cex="http://schemas.microsoft.com/office/word/2018/wordml/cex" xmlns:w16cid="http://schemas.microsoft.com/office/word/2016/wordml/cid" xmlns:w16="http://schemas.microsoft.com/office/word/2018/wordml" xmlns:w16du="http://schemas.microsoft.com/office/word/2023/wordml/word16du" xmlns:w16sdtdh="http://schemas.microsoft.com/office/word/2020/wordml/sdtdatahash" xmlns:w16sdtfl="http://schemas.microsoft.com/office/word/2024/wordml/sdtformatlock" xmlns:w16se="http://schemas.microsoft.com/office/word/2015/wordml/symex" xmlns:wpg="http://schemas.microsoft.com/office/word/2010/wordprocessingGroup" xmlns:wpi="http://schemas.microsoft.com/office/word/2010/wordprocessingInk" xmlns:wne="http://schemas.microsoft.com/office/word/2006/wordml" xmlns:wps="http://schemas.microsoft.com/office/word/2010/wordprocessingShape" mc:Ignorable="w14 w15 w16se w16cid w16 w16cex w16sdtdh w16sdtfl w16du wp14">
   <w:abstractNum w:abstractNumId="0" w15:restartNumberingAfterBreak="0">
-    <w:nsid w:val="1E427F90"/>
+    <w:nsid w:val="07FA3D10"/>
     <w:multiLevelType w:val="hybridMultilevel"/>
-    <w:tmpl w:val="296EDC56"/>
-    <w:lvl w:ilvl="0" w:tplc="9112F13E">
+    <w:tmpl w:val="0404741A"/>
+    <w:lvl w:ilvl="0" w:tplc="AE0CB85A">
       <w:start w:val="1"/>
       <w:numFmt w:val="bullet"/>
       <w:lvlText w:val="●"/>
@@ -1193,7 +1162,7 @@
         <w:ind w:left="720" w:hanging="360"/>
       </w:pPr>
     </w:lvl>
-    <w:lvl w:ilvl="1" w:tplc="77347122">
+    <w:lvl w:ilvl="1" w:tplc="F2343732">
       <w:start w:val="1"/>
       <w:numFmt w:val="bullet"/>
       <w:lvlText w:val="○"/>
@@ -1202,7 +1171,7 @@
         <w:ind w:left="1440" w:hanging="360"/>
       </w:pPr>
     </w:lvl>
-    <w:lvl w:ilvl="2" w:tplc="908483AE">
+    <w:lvl w:ilvl="2" w:tplc="D5967C70">
       <w:start w:val="1"/>
       <w:numFmt w:val="bullet"/>
       <w:lvlText w:val="■"/>
@@ -1211,7 +1180,7 @@
         <w:ind w:left="2160" w:hanging="360"/>
       </w:pPr>
     </w:lvl>
-    <w:lvl w:ilvl="3" w:tplc="0C2428AA">
+    <w:lvl w:ilvl="3" w:tplc="40AA2E58">
       <w:start w:val="1"/>
       <w:numFmt w:val="bullet"/>
       <w:lvlText w:val="●"/>
@@ -1220,7 +1189,7 @@
         <w:ind w:left="2880" w:hanging="360"/>
       </w:pPr>
     </w:lvl>
-    <w:lvl w:ilvl="4" w:tplc="615A4DC8">
+    <w:lvl w:ilvl="4" w:tplc="551C6B58">
       <w:start w:val="1"/>
       <w:numFmt w:val="bullet"/>
       <w:lvlText w:val="○"/>
@@ -1229,7 +1198,7 @@
         <w:ind w:left="3600" w:hanging="360"/>
       </w:pPr>
     </w:lvl>
-    <w:lvl w:ilvl="5" w:tplc="43906F2C">
+    <w:lvl w:ilvl="5" w:tplc="99CEF7E2">
       <w:start w:val="1"/>
       <w:numFmt w:val="bullet"/>
       <w:lvlText w:val="■"/>
@@ -1238,7 +1207,7 @@
         <w:ind w:left="4320" w:hanging="360"/>
       </w:pPr>
     </w:lvl>
-    <w:lvl w:ilvl="6" w:tplc="8E1E8A92">
+    <w:lvl w:ilvl="6" w:tplc="2C5ACC7E">
       <w:start w:val="1"/>
       <w:numFmt w:val="bullet"/>
       <w:lvlText w:val="●"/>
@@ -1247,7 +1216,7 @@
         <w:ind w:left="5040" w:hanging="360"/>
       </w:pPr>
     </w:lvl>
-    <w:lvl w:ilvl="7" w:tplc="9E2EDA42">
+    <w:lvl w:ilvl="7" w:tplc="8C529E3E">
       <w:start w:val="1"/>
       <w:numFmt w:val="bullet"/>
       <w:lvlText w:val="●"/>
@@ -1256,7 +1225,7 @@
         <w:ind w:left="5760" w:hanging="360"/>
       </w:pPr>
     </w:lvl>
-    <w:lvl w:ilvl="8" w:tplc="A678B240">
+    <w:lvl w:ilvl="8" w:tplc="59DE0104">
       <w:start w:val="1"/>
       <w:numFmt w:val="bullet"/>
       <w:lvlText w:val="●"/>
@@ -1267,10 +1236,10 @@
     </w:lvl>
   </w:abstractNum>
   <w:abstractNum w:abstractNumId="1" w15:restartNumberingAfterBreak="0">
-    <w:nsid w:val="2B4A7432"/>
+    <w:nsid w:val="0F5D1332"/>
     <w:multiLevelType w:val="hybridMultilevel"/>
-    <w:tmpl w:val="F74484C0"/>
-    <w:lvl w:ilvl="0" w:tplc="215E9762">
+    <w:tmpl w:val="3834AE96"/>
+    <w:lvl w:ilvl="0" w:tplc="2E14FE8C">
       <w:start w:val="1"/>
       <w:numFmt w:val="bullet"/>
       <w:lvlText w:val="•"/>
@@ -1279,106 +1248,106 @@
         <w:ind w:left="540" w:hanging="260"/>
       </w:pPr>
     </w:lvl>
-    <w:lvl w:ilvl="1" w:tplc="205CAB8E">
+    <w:lvl w:ilvl="1" w:tplc="D2F46EB6">
       <w:numFmt w:val="decimal"/>
       <w:lvlText w:val=""/>
       <w:lvlJc w:val="left"/>
     </w:lvl>
-    <w:lvl w:ilvl="2" w:tplc="D6A4F32E">
+    <w:lvl w:ilvl="2" w:tplc="9ADA1A6C">
       <w:numFmt w:val="decimal"/>
       <w:lvlText w:val=""/>
       <w:lvlJc w:val="left"/>
     </w:lvl>
-    <w:lvl w:ilvl="3" w:tplc="AF6415C2">
+    <w:lvl w:ilvl="3" w:tplc="E974897C">
       <w:numFmt w:val="decimal"/>
       <w:lvlText w:val=""/>
       <w:lvlJc w:val="left"/>
     </w:lvl>
-    <w:lvl w:ilvl="4" w:tplc="1D2EB862">
+    <w:lvl w:ilvl="4" w:tplc="EB6656C2">
       <w:numFmt w:val="decimal"/>
       <w:lvlText w:val=""/>
       <w:lvlJc w:val="left"/>
     </w:lvl>
-    <w:lvl w:ilvl="5" w:tplc="1040C0A8">
+    <w:lvl w:ilvl="5" w:tplc="C1FEC05C">
       <w:numFmt w:val="decimal"/>
       <w:lvlText w:val=""/>
       <w:lvlJc w:val="left"/>
     </w:lvl>
-    <w:lvl w:ilvl="6" w:tplc="62966A3E">
+    <w:lvl w:ilvl="6" w:tplc="254E6318">
       <w:numFmt w:val="decimal"/>
       <w:lvlText w:val=""/>
       <w:lvlJc w:val="left"/>
     </w:lvl>
-    <w:lvl w:ilvl="7" w:tplc="4EB8505A">
+    <w:lvl w:ilvl="7" w:tplc="05C6CEF6">
       <w:numFmt w:val="decimal"/>
       <w:lvlText w:val=""/>
       <w:lvlJc w:val="left"/>
     </w:lvl>
-    <w:lvl w:ilvl="8" w:tplc="F71CA8E0">
+    <w:lvl w:ilvl="8" w:tplc="5B88DF2C">
       <w:numFmt w:val="decimal"/>
       <w:lvlText w:val=""/>
       <w:lvlJc w:val="left"/>
     </w:lvl>
   </w:abstractNum>
   <w:abstractNum w:abstractNumId="2" w15:restartNumberingAfterBreak="0">
-    <w:nsid w:val="4868051F"/>
+    <w:nsid w:val="2FE46FA3"/>
     <w:multiLevelType w:val="hybridMultilevel"/>
-    <w:tmpl w:val="35541F6E"/>
-    <w:lvl w:ilvl="0" w:tplc="292E1688">
+    <w:tmpl w:val="14044270"/>
+    <w:lvl w:ilvl="0" w:tplc="2C700E34">
       <w:start w:val="1"/>
       <w:numFmt w:val="bullet"/>
       <w:lvlText w:val="•"/>
       <w:lvlJc w:val="left"/>
       <w:pPr>
-        <w:ind w:left="540" w:hanging="260"/>
-      </w:pPr>
-    </w:lvl>
-    <w:lvl w:ilvl="1" w:tplc="A7B084E4">
+        <w:ind w:left="400" w:hanging="220"/>
+      </w:pPr>
+    </w:lvl>
+    <w:lvl w:ilvl="1" w:tplc="503A1BC2">
       <w:numFmt w:val="decimal"/>
       <w:lvlText w:val=""/>
       <w:lvlJc w:val="left"/>
     </w:lvl>
-    <w:lvl w:ilvl="2" w:tplc="8A46107C">
+    <w:lvl w:ilvl="2" w:tplc="6610F77C">
       <w:numFmt w:val="decimal"/>
       <w:lvlText w:val=""/>
       <w:lvlJc w:val="left"/>
     </w:lvl>
-    <w:lvl w:ilvl="3" w:tplc="E34EAA74">
+    <w:lvl w:ilvl="3" w:tplc="DDE641F0">
       <w:numFmt w:val="decimal"/>
       <w:lvlText w:val=""/>
       <w:lvlJc w:val="left"/>
     </w:lvl>
-    <w:lvl w:ilvl="4" w:tplc="ADAC2248">
+    <w:lvl w:ilvl="4" w:tplc="107A8F1E">
       <w:numFmt w:val="decimal"/>
       <w:lvlText w:val=""/>
       <w:lvlJc w:val="left"/>
     </w:lvl>
-    <w:lvl w:ilvl="5" w:tplc="A5B48F50">
+    <w:lvl w:ilvl="5" w:tplc="E68E9AA2">
       <w:numFmt w:val="decimal"/>
       <w:lvlText w:val=""/>
       <w:lvlJc w:val="left"/>
     </w:lvl>
-    <w:lvl w:ilvl="6" w:tplc="6DBE9F1E">
+    <w:lvl w:ilvl="6" w:tplc="C38A320A">
       <w:numFmt w:val="decimal"/>
       <w:lvlText w:val=""/>
       <w:lvlJc w:val="left"/>
     </w:lvl>
-    <w:lvl w:ilvl="7" w:tplc="F1BAF294">
+    <w:lvl w:ilvl="7" w:tplc="33466C3A">
       <w:numFmt w:val="decimal"/>
       <w:lvlText w:val=""/>
       <w:lvlJc w:val="left"/>
     </w:lvl>
-    <w:lvl w:ilvl="8" w:tplc="B4128300">
+    <w:lvl w:ilvl="8" w:tplc="571A1778">
       <w:numFmt w:val="decimal"/>
       <w:lvlText w:val=""/>
       <w:lvlJc w:val="left"/>
     </w:lvl>
   </w:abstractNum>
   <w:abstractNum w:abstractNumId="3" w15:restartNumberingAfterBreak="0">
-    <w:nsid w:val="66341355"/>
+    <w:nsid w:val="4E210884"/>
     <w:multiLevelType w:val="hybridMultilevel"/>
-    <w:tmpl w:val="956A8EBA"/>
-    <w:lvl w:ilvl="0" w:tplc="FDEAC34C">
+    <w:tmpl w:val="9D30A0A8"/>
+    <w:lvl w:ilvl="0" w:tplc="C3A04AE0">
       <w:start w:val="1"/>
       <w:numFmt w:val="bullet"/>
       <w:lvlText w:val="•"/>
@@ -1387,67 +1356,67 @@
         <w:ind w:left="540" w:hanging="260"/>
       </w:pPr>
     </w:lvl>
-    <w:lvl w:ilvl="1" w:tplc="F6E2E2D8">
+    <w:lvl w:ilvl="1" w:tplc="0958F302">
       <w:numFmt w:val="decimal"/>
       <w:lvlText w:val=""/>
       <w:lvlJc w:val="left"/>
     </w:lvl>
-    <w:lvl w:ilvl="2" w:tplc="1502731E">
+    <w:lvl w:ilvl="2" w:tplc="2E04D3BC">
       <w:numFmt w:val="decimal"/>
       <w:lvlText w:val=""/>
       <w:lvlJc w:val="left"/>
     </w:lvl>
-    <w:lvl w:ilvl="3" w:tplc="A8681FA2">
+    <w:lvl w:ilvl="3" w:tplc="77E64F9A">
       <w:numFmt w:val="decimal"/>
       <w:lvlText w:val=""/>
       <w:lvlJc w:val="left"/>
     </w:lvl>
-    <w:lvl w:ilvl="4" w:tplc="E47E7536">
+    <w:lvl w:ilvl="4" w:tplc="324E5B32">
       <w:numFmt w:val="decimal"/>
       <w:lvlText w:val=""/>
       <w:lvlJc w:val="left"/>
     </w:lvl>
-    <w:lvl w:ilvl="5" w:tplc="152A5C6A">
+    <w:lvl w:ilvl="5" w:tplc="E57A25E0">
       <w:numFmt w:val="decimal"/>
       <w:lvlText w:val=""/>
       <w:lvlJc w:val="left"/>
     </w:lvl>
-    <w:lvl w:ilvl="6" w:tplc="AB821C66">
+    <w:lvl w:ilvl="6" w:tplc="470646C8">
       <w:numFmt w:val="decimal"/>
       <w:lvlText w:val=""/>
       <w:lvlJc w:val="left"/>
     </w:lvl>
-    <w:lvl w:ilvl="7" w:tplc="CB7043AC">
+    <w:lvl w:ilvl="7" w:tplc="CF7A26CE">
       <w:numFmt w:val="decimal"/>
       <w:lvlText w:val=""/>
       <w:lvlJc w:val="left"/>
     </w:lvl>
-    <w:lvl w:ilvl="8" w:tplc="90105EA6">
+    <w:lvl w:ilvl="8" w:tplc="0DF27B2E">
       <w:numFmt w:val="decimal"/>
       <w:lvlText w:val=""/>
       <w:lvlJc w:val="left"/>
     </w:lvl>
   </w:abstractNum>
-  <w:num w:numId="1" w16cid:durableId="2006935329">
+  <w:num w:numId="1" w16cid:durableId="859123001">
     <w:abstractNumId w:val="0"/>
     <w:lvlOverride w:ilvl="0">
       <w:startOverride w:val="1"/>
     </w:lvlOverride>
   </w:num>
-  <w:num w:numId="2" w16cid:durableId="1463423905">
-    <w:abstractNumId w:val="2"/>
+  <w:num w:numId="2" w16cid:durableId="168641323">
+    <w:abstractNumId w:val="3"/>
     <w:lvlOverride w:ilvl="0">
       <w:startOverride w:val="1"/>
     </w:lvlOverride>
   </w:num>
-  <w:num w:numId="3" w16cid:durableId="1769811619">
+  <w:num w:numId="3" w16cid:durableId="1801529582">
     <w:abstractNumId w:val="1"/>
     <w:lvlOverride w:ilvl="0">
       <w:startOverride w:val="1"/>
     </w:lvlOverride>
   </w:num>
-  <w:num w:numId="4" w16cid:durableId="2092387276">
-    <w:abstractNumId w:val="3"/>
+  <w:num w:numId="4" w16cid:durableId="1194656037">
+    <w:abstractNumId w:val="2"/>
     <w:lvlOverride w:ilvl="0">
       <w:startOverride w:val="1"/>
     </w:lvlOverride>
@@ -2049,64 +2018,10 @@
     <w:uiPriority w:val="99"/>
     <w:semiHidden/>
     <w:unhideWhenUsed/>
-    <w:rsid w:val="002B378C"/>
+    <w:rsid w:val="00566740"/>
     <w:rPr>
       <w:color w:val="605E5C"/>
       <w:shd w:val="clear" w:color="auto" w:fill="E1DFDD"/>
-    </w:rPr>
-  </w:style>
-  <w:style w:type="paragraph" w:styleId="Header">
-    <w:name w:val="header"/>
-    <w:basedOn w:val="Normal"/>
-    <w:link w:val="HeaderChar"/>
-    <w:uiPriority w:val="99"/>
-    <w:unhideWhenUsed/>
-    <w:rsid w:val="007E6671"/>
-    <w:pPr>
-      <w:tabs>
-        <w:tab w:val="center" w:pos="4680"/>
-        <w:tab w:val="right" w:pos="9360"/>
-      </w:tabs>
-    </w:pPr>
-  </w:style>
-  <w:style w:type="character" w:customStyle="1" w:styleId="HeaderChar">
-    <w:name w:val="Header Char"/>
-    <w:basedOn w:val="DefaultParagraphFont"/>
-    <w:link w:val="Header"/>
-    <w:uiPriority w:val="99"/>
-    <w:rsid w:val="007E6671"/>
-  </w:style>
-  <w:style w:type="paragraph" w:styleId="Footer">
-    <w:name w:val="footer"/>
-    <w:basedOn w:val="Normal"/>
-    <w:link w:val="FooterChar"/>
-    <w:uiPriority w:val="99"/>
-    <w:unhideWhenUsed/>
-    <w:rsid w:val="007E6671"/>
-    <w:pPr>
-      <w:tabs>
-        <w:tab w:val="center" w:pos="4680"/>
-        <w:tab w:val="right" w:pos="9360"/>
-      </w:tabs>
-    </w:pPr>
-  </w:style>
-  <w:style w:type="character" w:customStyle="1" w:styleId="FooterChar">
-    <w:name w:val="Footer Char"/>
-    <w:basedOn w:val="DefaultParagraphFont"/>
-    <w:link w:val="Footer"/>
-    <w:uiPriority w:val="99"/>
-    <w:rsid w:val="007E6671"/>
-  </w:style>
-  <w:style w:type="character" w:styleId="FollowedHyperlink">
-    <w:name w:val="FollowedHyperlink"/>
-    <w:basedOn w:val="DefaultParagraphFont"/>
-    <w:uiPriority w:val="99"/>
-    <w:semiHidden/>
-    <w:unhideWhenUsed/>
-    <w:rsid w:val="00203218"/>
-    <w:rPr>
-      <w:color w:val="96607D" w:themeColor="followedHyperlink"/>
-      <w:u w:val="single"/>
     </w:rPr>
   </w:style>
 </w:styles>
